--- a/pr-preview/pr-491/exploratory-descriptive-handout.docx
+++ b/pr-preview/pr-491/exploratory-descriptive-handout.docx
@@ -15,7 +15,7 @@
         <w:pStyle w:val="Date"/>
       </w:pPr>
       <w:r>
-        <w:t xml:space="preserve">Last modified: 2026-10-27 01:31:01 (PDT)</w:t>
+        <w:t xml:space="preserve">Last modified: 2026-10-27 03:08:59 (PDT)</w:t>
       </w:r>
     </w:p>
     <w:bookmarkStart w:id="31" w:name="introduction"/>

--- a/pr-preview/pr-491/exploratory-descriptive-handout.docx
+++ b/pr-preview/pr-491/exploratory-descriptive-handout.docx
@@ -15,7 +15,7 @@
         <w:pStyle w:val="Date"/>
       </w:pPr>
       <w:r>
-        <w:t xml:space="preserve">Last modified: 2026-10-27 03:08:59 (PDT)</w:t>
+        <w:t xml:space="preserve">Last modified: 2026-10-27 03:45:16 (PDT)</w:t>
       </w:r>
     </w:p>
     <w:bookmarkStart w:id="31" w:name="introduction"/>

--- a/pr-preview/pr-491/exploratory-descriptive-handout.docx
+++ b/pr-preview/pr-491/exploratory-descriptive-handout.docx
@@ -15,7 +15,7 @@
         <w:pStyle w:val="Date"/>
       </w:pPr>
       <w:r>
-        <w:t xml:space="preserve">Last modified: 2026-10-27 03:45:16 (PDT)</w:t>
+        <w:t xml:space="preserve">Last modified: 2026-10-27 04:54:13 (PDT)</w:t>
       </w:r>
     </w:p>
     <w:bookmarkStart w:id="31" w:name="introduction"/>

--- a/pr-preview/pr-491/exploratory-descriptive-handout.docx
+++ b/pr-preview/pr-491/exploratory-descriptive-handout.docx
@@ -15,7 +15,7 @@
         <w:pStyle w:val="Date"/>
       </w:pPr>
       <w:r>
-        <w:t xml:space="preserve">Last modified: 2026-10-27 04:54:13 (PDT)</w:t>
+        <w:t xml:space="preserve">Last modified: 2026-10-27 14:23:57 (PDT)</w:t>
       </w:r>
     </w:p>
     <w:bookmarkStart w:id="31" w:name="introduction"/>

--- a/pr-preview/pr-491/exploratory-descriptive-handout.docx
+++ b/pr-preview/pr-491/exploratory-descriptive-handout.docx
@@ -15,7 +15,7 @@
         <w:pStyle w:val="Date"/>
       </w:pPr>
       <w:r>
-        <w:t xml:space="preserve">Last modified: 2026-10-27 14:23:57 (PDT)</w:t>
+        <w:t xml:space="preserve">Last modified: 2026-10-27 14:52:48 (PDT)</w:t>
       </w:r>
     </w:p>
     <w:bookmarkStart w:id="31" w:name="introduction"/>
